--- a/PowerBI/Assign2/Assign2.docx
+++ b/PowerBI/Assign2/Assign2.docx
@@ -44,10 +44,10 @@
           <w:noProof/>
         </w:rPr>
         <w:drawing>
-          <wp:inline distT="0" distB="0" distL="0" distR="0" wp14:anchorId="485A9BCB" wp14:editId="1820EB7C">
-            <wp:extent cx="5731510" cy="2596515"/>
+          <wp:inline distT="0" distB="0" distL="0" distR="0" wp14:anchorId="53EB57EA" wp14:editId="6F58C033">
+            <wp:extent cx="5731510" cy="2460625"/>
             <wp:effectExtent l="0" t="0" r="2540" b="0"/>
-            <wp:docPr id="1341259553" name="Picture 1"/>
+            <wp:docPr id="2144812436" name="Picture 1"/>
             <wp:cNvGraphicFramePr>
               <a:graphicFrameLocks xmlns:a="http://schemas.openxmlformats.org/drawingml/2006/main" noChangeAspect="1"/>
             </wp:cNvGraphicFramePr>
@@ -55,36 +55,23 @@
               <a:graphicData uri="http://schemas.openxmlformats.org/drawingml/2006/picture">
                 <pic:pic xmlns:pic="http://schemas.openxmlformats.org/drawingml/2006/picture">
                   <pic:nvPicPr>
-                    <pic:cNvPr id="0" name="Picture 1"/>
-                    <pic:cNvPicPr>
-                      <a:picLocks noChangeAspect="1" noChangeArrowheads="1"/>
-                    </pic:cNvPicPr>
+                    <pic:cNvPr id="2144812436" name=""/>
+                    <pic:cNvPicPr/>
                   </pic:nvPicPr>
                   <pic:blipFill>
-                    <a:blip r:embed="rId4" cstate="print">
-                      <a:extLst>
-                        <a:ext uri="{28A0092B-C50C-407E-A947-70E740481C1C}">
-                          <a14:useLocalDpi xmlns:a14="http://schemas.microsoft.com/office/drawing/2010/main" val="0"/>
-                        </a:ext>
-                      </a:extLst>
-                    </a:blip>
-                    <a:srcRect/>
+                    <a:blip r:embed="rId5"/>
                     <a:stretch>
                       <a:fillRect/>
                     </a:stretch>
                   </pic:blipFill>
-                  <pic:spPr bwMode="auto">
+                  <pic:spPr>
                     <a:xfrm>
                       <a:off x="0" y="0"/>
-                      <a:ext cx="5731510" cy="2596515"/>
+                      <a:ext cx="5731510" cy="2460625"/>
                     </a:xfrm>
                     <a:prstGeom prst="rect">
                       <a:avLst/>
                     </a:prstGeom>
-                    <a:noFill/>
-                    <a:ln>
-                      <a:noFill/>
-                    </a:ln>
                   </pic:spPr>
                 </pic:pic>
               </a:graphicData>
@@ -151,7 +138,7 @@
           <w:noProof/>
         </w:rPr>
         <w:drawing>
-          <wp:inline distT="0" distB="0" distL="0" distR="0" wp14:anchorId="355B5AE1" wp14:editId="4EF7EBE1">
+          <wp:inline distT="0" distB="0" distL="0" distR="0" wp14:anchorId="355B5AE1" wp14:editId="6B0440AD">
             <wp:extent cx="5731510" cy="2618105"/>
             <wp:effectExtent l="0" t="0" r="2540" b="0"/>
             <wp:docPr id="1819990882" name="Picture 2"/>
@@ -168,7 +155,7 @@
                     </pic:cNvPicPr>
                   </pic:nvPicPr>
                   <pic:blipFill>
-                    <a:blip r:embed="rId5" cstate="print">
+                    <a:blip r:embed="rId6" cstate="print">
                       <a:extLst>
                         <a:ext uri="{28A0092B-C50C-407E-A947-70E740481C1C}">
                           <a14:useLocalDpi xmlns:a14="http://schemas.microsoft.com/office/drawing/2010/main" val="0"/>
@@ -283,7 +270,7 @@
           <w:noProof/>
         </w:rPr>
         <w:drawing>
-          <wp:inline distT="0" distB="0" distL="0" distR="0" wp14:anchorId="6F022724" wp14:editId="590C7BD8">
+          <wp:inline distT="0" distB="0" distL="0" distR="0" wp14:anchorId="6F022724" wp14:editId="2C5F9C84">
             <wp:extent cx="5731510" cy="2600325"/>
             <wp:effectExtent l="0" t="0" r="2540" b="9525"/>
             <wp:docPr id="468392597" name="Picture 3"/>
@@ -300,7 +287,7 @@
                     </pic:cNvPicPr>
                   </pic:nvPicPr>
                   <pic:blipFill>
-                    <a:blip r:embed="rId6" cstate="print">
+                    <a:blip r:embed="rId7" cstate="print">
                       <a:extLst>
                         <a:ext uri="{28A0092B-C50C-407E-A947-70E740481C1C}">
                           <a14:useLocalDpi xmlns:a14="http://schemas.microsoft.com/office/drawing/2010/main" val="0"/>
@@ -378,7 +365,7 @@
                     </pic:cNvPicPr>
                   </pic:nvPicPr>
                   <pic:blipFill>
-                    <a:blip r:embed="rId7">
+                    <a:blip r:embed="rId8">
                       <a:extLst>
                         <a:ext uri="{28A0092B-C50C-407E-A947-70E740481C1C}">
                           <a14:useLocalDpi xmlns:a14="http://schemas.microsoft.com/office/drawing/2010/main" val="0"/>
@@ -441,17 +428,8 @@
           <w:bCs/>
         </w:rPr>
         <w:lastRenderedPageBreak/>
-        <w:t xml:space="preserve">Task 2: Understanding Data &amp; Data </w:t>
-      </w:r>
-      <w:proofErr w:type="spellStart"/>
-      <w:r>
-        <w:rPr>
-          <w:b/>
-          <w:bCs/>
-        </w:rPr>
-        <w:t>Modeling</w:t>
-      </w:r>
-      <w:proofErr w:type="spellEnd"/>
+        <w:t>Task 2: Understanding Data &amp; Data Modeling</w:t>
+      </w:r>
     </w:p>
     <w:p>
       <w:pPr>
@@ -481,6 +459,7 @@
         <w:rPr>
           <w:b/>
           <w:bCs/>
+          <w:noProof/>
         </w:rPr>
         <w:drawing>
           <wp:inline distT="0" distB="0" distL="0" distR="0" wp14:anchorId="33217866" wp14:editId="54B186EE">
@@ -498,7 +477,7 @@
                     <pic:cNvPicPr/>
                   </pic:nvPicPr>
                   <pic:blipFill>
-                    <a:blip r:embed="rId8"/>
+                    <a:blip r:embed="rId9"/>
                     <a:stretch>
                       <a:fillRect/>
                     </a:stretch>
@@ -621,6 +600,7 @@
         <w:rPr>
           <w:b/>
           <w:bCs/>
+          <w:noProof/>
         </w:rPr>
         <w:drawing>
           <wp:inline distT="0" distB="0" distL="0" distR="0" wp14:anchorId="2E530359" wp14:editId="7A06D455">
@@ -640,7 +620,7 @@
                     </pic:cNvPicPr>
                   </pic:nvPicPr>
                   <pic:blipFill>
-                    <a:blip r:embed="rId9">
+                    <a:blip r:embed="rId10">
                       <a:extLst>
                         <a:ext uri="{28A0092B-C50C-407E-A947-70E740481C1C}">
                           <a14:useLocalDpi xmlns:a14="http://schemas.microsoft.com/office/drawing/2010/main" val="0"/>
@@ -721,9 +701,10 @@
         <w:rPr>
           <w:b/>
           <w:bCs/>
+          <w:noProof/>
         </w:rPr>
         <w:drawing>
-          <wp:inline distT="0" distB="0" distL="0" distR="0" wp14:anchorId="1C846FFB" wp14:editId="143BE6A8">
+          <wp:inline distT="0" distB="0" distL="0" distR="0" wp14:anchorId="1C846FFB" wp14:editId="26808AF5">
             <wp:extent cx="5731510" cy="2974975"/>
             <wp:effectExtent l="0" t="0" r="2540" b="0"/>
             <wp:docPr id="1706082207" name="Picture 8"/>
@@ -740,7 +721,7 @@
                     </pic:cNvPicPr>
                   </pic:nvPicPr>
                   <pic:blipFill>
-                    <a:blip r:embed="rId10" cstate="print">
+                    <a:blip r:embed="rId11" cstate="print">
                       <a:extLst>
                         <a:ext uri="{28A0092B-C50C-407E-A947-70E740481C1C}">
                           <a14:useLocalDpi xmlns:a14="http://schemas.microsoft.com/office/drawing/2010/main" val="0"/>
@@ -779,53 +760,12 @@
           <w:bCs/>
         </w:rPr>
       </w:pPr>
-      <w:proofErr w:type="spellStart"/>
-      <w:r>
-        <w:rPr>
-          <w:b/>
-          <w:bCs/>
-        </w:rPr>
-        <w:t>FullName</w:t>
-      </w:r>
-      <w:proofErr w:type="spellEnd"/>
-      <w:r>
-        <w:rPr>
-          <w:b/>
-          <w:bCs/>
-        </w:rPr>
-        <w:t xml:space="preserve"> = COMBINEVALUES(" ",'</w:t>
-      </w:r>
-      <w:proofErr w:type="spellStart"/>
-      <w:r>
-        <w:rPr>
-          <w:b/>
-          <w:bCs/>
-        </w:rPr>
-        <w:t>AdventureWorks</w:t>
-      </w:r>
-      <w:proofErr w:type="spellEnd"/>
-      <w:r>
-        <w:rPr>
-          <w:b/>
-          <w:bCs/>
-        </w:rPr>
-        <w:t xml:space="preserve"> Customer Lookup'[FirstName],'</w:t>
-      </w:r>
-      <w:proofErr w:type="spellStart"/>
-      <w:r>
-        <w:rPr>
-          <w:b/>
-          <w:bCs/>
-        </w:rPr>
-        <w:t>AdventureWorks</w:t>
-      </w:r>
-      <w:proofErr w:type="spellEnd"/>
-      <w:r>
-        <w:rPr>
-          <w:b/>
-          <w:bCs/>
-        </w:rPr>
-        <w:t xml:space="preserve"> Customer Lookup'[LastName])</w:t>
+      <w:r>
+        <w:rPr>
+          <w:b/>
+          <w:bCs/>
+        </w:rPr>
+        <w:t>FullName = COMBINEVALUES(" ",'AdventureWorks Customer Lookup'[FirstName],'AdventureWorks Customer Lookup'[LastName])</w:t>
       </w:r>
     </w:p>
     <w:p>
@@ -870,9 +810,10 @@
         <w:rPr>
           <w:b/>
           <w:bCs/>
+          <w:noProof/>
         </w:rPr>
         <w:drawing>
-          <wp:inline distT="0" distB="0" distL="0" distR="0" wp14:anchorId="18CD3DF4" wp14:editId="5A2E3443">
+          <wp:inline distT="0" distB="0" distL="0" distR="0" wp14:anchorId="18CD3DF4" wp14:editId="45068747">
             <wp:extent cx="5731510" cy="3277870"/>
             <wp:effectExtent l="0" t="0" r="2540" b="0"/>
             <wp:docPr id="1308757883" name="Picture 10"/>
@@ -889,7 +830,7 @@
                     </pic:cNvPicPr>
                   </pic:nvPicPr>
                   <pic:blipFill>
-                    <a:blip r:embed="rId11" cstate="print">
+                    <a:blip r:embed="rId12" cstate="print">
                       <a:extLst>
                         <a:ext uri="{28A0092B-C50C-407E-A947-70E740481C1C}">
                           <a14:useLocalDpi xmlns:a14="http://schemas.microsoft.com/office/drawing/2010/main" val="0"/>
@@ -928,101 +869,12 @@
           <w:bCs/>
         </w:rPr>
       </w:pPr>
-      <w:proofErr w:type="spellStart"/>
-      <w:r>
-        <w:rPr>
-          <w:b/>
-          <w:bCs/>
-        </w:rPr>
-        <w:t>DiscountCategory</w:t>
-      </w:r>
-      <w:proofErr w:type="spellEnd"/>
-      <w:r>
-        <w:rPr>
-          <w:b/>
-          <w:bCs/>
-        </w:rPr>
-        <w:t xml:space="preserve"> = IF('</w:t>
-      </w:r>
-      <w:proofErr w:type="spellStart"/>
-      <w:r>
-        <w:rPr>
-          <w:b/>
-          <w:bCs/>
-        </w:rPr>
-        <w:t>AdventureWorks</w:t>
-      </w:r>
-      <w:proofErr w:type="spellEnd"/>
-      <w:r>
-        <w:rPr>
-          <w:b/>
-          <w:bCs/>
-        </w:rPr>
-        <w:t xml:space="preserve"> Product Lookup'[</w:t>
-      </w:r>
-      <w:proofErr w:type="spellStart"/>
-      <w:r>
-        <w:rPr>
-          <w:b/>
-          <w:bCs/>
-        </w:rPr>
-        <w:t>DiscountAmount</w:t>
-      </w:r>
-      <w:proofErr w:type="spellEnd"/>
-      <w:r>
-        <w:rPr>
-          <w:b/>
-          <w:bCs/>
-        </w:rPr>
-        <w:t>] &lt;5, "</w:t>
-      </w:r>
-      <w:proofErr w:type="spellStart"/>
-      <w:r>
-        <w:rPr>
-          <w:b/>
-          <w:bCs/>
-        </w:rPr>
-        <w:t>Low",IF</w:t>
-      </w:r>
-      <w:proofErr w:type="spellEnd"/>
-      <w:r>
-        <w:rPr>
-          <w:b/>
-          <w:bCs/>
-        </w:rPr>
-        <w:t>('</w:t>
-      </w:r>
-      <w:proofErr w:type="spellStart"/>
-      <w:r>
-        <w:rPr>
-          <w:b/>
-          <w:bCs/>
-        </w:rPr>
-        <w:t>AdventureWorks</w:t>
-      </w:r>
-      <w:proofErr w:type="spellEnd"/>
-      <w:r>
-        <w:rPr>
-          <w:b/>
-          <w:bCs/>
-        </w:rPr>
-        <w:t xml:space="preserve"> Product Lookup'[</w:t>
-      </w:r>
-      <w:proofErr w:type="spellStart"/>
-      <w:r>
-        <w:rPr>
-          <w:b/>
-          <w:bCs/>
-        </w:rPr>
-        <w:t>DiscountAmount</w:t>
-      </w:r>
-      <w:proofErr w:type="spellEnd"/>
-      <w:r>
-        <w:rPr>
-          <w:b/>
-          <w:bCs/>
-        </w:rPr>
-        <w:t>]&lt; 10, "Medium", "High"))</w:t>
+      <w:r>
+        <w:rPr>
+          <w:b/>
+          <w:bCs/>
+        </w:rPr>
+        <w:t>DiscountCategory = IF('AdventureWorks Product Lookup'[DiscountAmount] &lt;5, "Low",IF('AdventureWorks Product Lookup'[DiscountAmount]&lt; 10, "Medium", "High"))</w:t>
       </w:r>
     </w:p>
     <w:p>
@@ -1051,9 +903,10 @@
         <w:rPr>
           <w:b/>
           <w:bCs/>
+          <w:noProof/>
         </w:rPr>
         <w:drawing>
-          <wp:inline distT="0" distB="0" distL="0" distR="0" wp14:anchorId="39CEE17F" wp14:editId="3E1C2E6F">
+          <wp:inline distT="0" distB="0" distL="0" distR="0" wp14:anchorId="39CEE17F" wp14:editId="310C6EE1">
             <wp:extent cx="5731510" cy="3407410"/>
             <wp:effectExtent l="0" t="0" r="2540" b="2540"/>
             <wp:docPr id="1991050061" name="Picture 12"/>
@@ -1070,7 +923,7 @@
                     </pic:cNvPicPr>
                   </pic:nvPicPr>
                   <pic:blipFill>
-                    <a:blip r:embed="rId12" cstate="print">
+                    <a:blip r:embed="rId13" cstate="print">
                       <a:extLst>
                         <a:ext uri="{28A0092B-C50C-407E-A947-70E740481C1C}">
                           <a14:useLocalDpi xmlns:a14="http://schemas.microsoft.com/office/drawing/2010/main" val="0"/>
@@ -1109,122 +962,560 @@
           <w:bCs/>
         </w:rPr>
       </w:pPr>
-      <w:proofErr w:type="spellStart"/>
-      <w:r>
-        <w:rPr>
-          <w:b/>
-          <w:bCs/>
-        </w:rPr>
-        <w:t>CustomerCategory</w:t>
-      </w:r>
-      <w:proofErr w:type="spellEnd"/>
-      <w:r>
-        <w:rPr>
-          <w:b/>
-          <w:bCs/>
-        </w:rPr>
-        <w:t xml:space="preserve"> = IF('</w:t>
-      </w:r>
-      <w:proofErr w:type="spellStart"/>
-      <w:r>
-        <w:rPr>
-          <w:b/>
-          <w:bCs/>
-        </w:rPr>
-        <w:t>AdventureWorks</w:t>
-      </w:r>
-      <w:proofErr w:type="spellEnd"/>
-      <w:r>
-        <w:rPr>
-          <w:b/>
-          <w:bCs/>
-        </w:rPr>
-        <w:t xml:space="preserve"> Product Lookup'[</w:t>
-      </w:r>
-      <w:proofErr w:type="spellStart"/>
-      <w:r>
-        <w:rPr>
-          <w:b/>
-          <w:bCs/>
-        </w:rPr>
-        <w:t>DiscountedPrice</w:t>
-      </w:r>
-      <w:proofErr w:type="spellEnd"/>
-      <w:r>
-        <w:rPr>
-          <w:b/>
-          <w:bCs/>
-        </w:rPr>
-        <w:t xml:space="preserve">] &gt; 1000, "High Value", </w:t>
-      </w:r>
-    </w:p>
-    <w:p>
-      <w:pPr>
-        <w:rPr>
-          <w:b/>
-          <w:bCs/>
-        </w:rPr>
-      </w:pPr>
-      <w:r>
-        <w:rPr>
-          <w:b/>
-          <w:bCs/>
-        </w:rPr>
-        <w:t>    IF('</w:t>
-      </w:r>
-      <w:proofErr w:type="spellStart"/>
-      <w:r>
-        <w:rPr>
-          <w:b/>
-          <w:bCs/>
-        </w:rPr>
-        <w:t>AdventureWorks</w:t>
-      </w:r>
-      <w:proofErr w:type="spellEnd"/>
-      <w:r>
-        <w:rPr>
-          <w:b/>
-          <w:bCs/>
-        </w:rPr>
-        <w:t xml:space="preserve"> Product Lookup'[</w:t>
-      </w:r>
-      <w:proofErr w:type="spellStart"/>
-      <w:r>
-        <w:rPr>
-          <w:b/>
-          <w:bCs/>
-        </w:rPr>
-        <w:t>DiscountedPrice</w:t>
-      </w:r>
-      <w:proofErr w:type="spellEnd"/>
-      <w:r>
-        <w:rPr>
-          <w:b/>
-          <w:bCs/>
-        </w:rPr>
-        <w:t>]&gt; 500, "Mid Value", "Low Value"))</w:t>
-      </w:r>
-    </w:p>
-    <w:p>
-      <w:pPr>
-        <w:rPr>
-          <w:b/>
-          <w:bCs/>
-        </w:rPr>
-      </w:pPr>
-    </w:p>
-    <w:p>
-      <w:pPr>
-        <w:rPr>
-          <w:b/>
-          <w:bCs/>
-        </w:rPr>
-      </w:pPr>
-      <w:r>
-        <w:rPr>
-          <w:b/>
-          <w:bCs/>
-        </w:rPr>
+      <w:r>
+        <w:rPr>
+          <w:b/>
+          <w:bCs/>
+        </w:rPr>
+        <w:t xml:space="preserve">CustomerCategory = IF('AdventureWorks Product Lookup'[DiscountedPrice] &gt; 1000, "High Value", </w:t>
+      </w:r>
+    </w:p>
+    <w:p>
+      <w:pPr>
+        <w:rPr>
+          <w:b/>
+          <w:bCs/>
+        </w:rPr>
+      </w:pPr>
+      <w:r>
+        <w:rPr>
+          <w:b/>
+          <w:bCs/>
+        </w:rPr>
+        <w:t>    IF('AdventureWorks Product Lookup'[DiscountedPrice]&gt; 500, "Mid Value", "Low Value"))</w:t>
+      </w:r>
+    </w:p>
+    <w:p>
+      <w:pPr>
+        <w:rPr>
+          <w:b/>
+          <w:bCs/>
+        </w:rPr>
+      </w:pPr>
+      <w:r>
+        <w:rPr>
+          <w:b/>
+          <w:bCs/>
+        </w:rPr>
+        <w:lastRenderedPageBreak/>
+        <w:t xml:space="preserve">C) Time &amp; Intelligence Functions </w:t>
+      </w:r>
+    </w:p>
+    <w:p>
+      <w:pPr>
+        <w:pStyle w:val="ListParagraph"/>
+        <w:numPr>
+          <w:ilvl w:val="0"/>
+          <w:numId w:val="1"/>
+        </w:numPr>
+        <w:rPr>
+          <w:b/>
+          <w:bCs/>
+        </w:rPr>
+      </w:pPr>
+      <w:r>
+        <w:rPr>
+          <w:b/>
+          <w:bCs/>
+        </w:rPr>
+        <w:t>Calculate Total Sales Last Year:</w:t>
+      </w:r>
+    </w:p>
+    <w:p>
+      <w:pPr>
+        <w:rPr>
+          <w:b/>
+          <w:bCs/>
+        </w:rPr>
+      </w:pPr>
+      <w:r>
+        <w:rPr>
+          <w:noProof/>
+        </w:rPr>
+        <w:drawing>
+          <wp:inline distT="0" distB="0" distL="0" distR="0" wp14:anchorId="6E567D80" wp14:editId="59411696">
+            <wp:extent cx="5731510" cy="3223895"/>
+            <wp:effectExtent l="0" t="0" r="2540" b="0"/>
+            <wp:docPr id="578252817" name="Picture 2"/>
+            <wp:cNvGraphicFramePr>
+              <a:graphicFrameLocks xmlns:a="http://schemas.openxmlformats.org/drawingml/2006/main" noChangeAspect="1"/>
+            </wp:cNvGraphicFramePr>
+            <a:graphic xmlns:a="http://schemas.openxmlformats.org/drawingml/2006/main">
+              <a:graphicData uri="http://schemas.openxmlformats.org/drawingml/2006/picture">
+                <pic:pic xmlns:pic="http://schemas.openxmlformats.org/drawingml/2006/picture">
+                  <pic:nvPicPr>
+                    <pic:cNvPr id="0" name="Picture 6"/>
+                    <pic:cNvPicPr>
+                      <a:picLocks noChangeAspect="1" noChangeArrowheads="1"/>
+                    </pic:cNvPicPr>
+                  </pic:nvPicPr>
+                  <pic:blipFill>
+                    <a:blip r:embed="rId14" cstate="print">
+                      <a:extLst>
+                        <a:ext uri="{28A0092B-C50C-407E-A947-70E740481C1C}">
+                          <a14:useLocalDpi xmlns:a14="http://schemas.microsoft.com/office/drawing/2010/main" val="0"/>
+                        </a:ext>
+                      </a:extLst>
+                    </a:blip>
+                    <a:srcRect/>
+                    <a:stretch>
+                      <a:fillRect/>
+                    </a:stretch>
+                  </pic:blipFill>
+                  <pic:spPr bwMode="auto">
+                    <a:xfrm>
+                      <a:off x="0" y="0"/>
+                      <a:ext cx="5731510" cy="3223895"/>
+                    </a:xfrm>
+                    <a:prstGeom prst="rect">
+                      <a:avLst/>
+                    </a:prstGeom>
+                    <a:noFill/>
+                    <a:ln>
+                      <a:noFill/>
+                    </a:ln>
+                  </pic:spPr>
+                </pic:pic>
+              </a:graphicData>
+            </a:graphic>
+          </wp:inline>
+        </w:drawing>
+      </w:r>
+    </w:p>
+    <w:p>
+      <w:pPr>
+        <w:rPr>
+          <w:b/>
+          <w:bCs/>
+        </w:rPr>
+      </w:pPr>
+      <w:r>
+        <w:rPr>
+          <w:b/>
+          <w:bCs/>
+        </w:rPr>
+        <w:t>TotalSalesLastYear = CALCULATE( SUM('AdventureWorks Sales Data 2022'[OrderQuantity]),</w:t>
+      </w:r>
+    </w:p>
+    <w:p>
+      <w:pPr>
+        <w:rPr>
+          <w:b/>
+          <w:bCs/>
+        </w:rPr>
+      </w:pPr>
+      <w:r>
+        <w:rPr>
+          <w:b/>
+          <w:bCs/>
+        </w:rPr>
+        <w:t>    SAMEPERIODLASTYEAR('AdventureWorks Sales Data 2022'[OrderDate]))</w:t>
+      </w:r>
+    </w:p>
+    <w:p>
+      <w:pPr>
+        <w:rPr>
+          <w:b/>
+          <w:bCs/>
+        </w:rPr>
+      </w:pPr>
+      <w:r>
+        <w:rPr>
+          <w:b/>
+          <w:bCs/>
+        </w:rPr>
+        <w:t>2.</w:t>
+      </w:r>
+      <w:r>
+        <w:rPr>
+          <w:b/>
+          <w:bCs/>
+        </w:rPr>
+        <w:t xml:space="preserve">Find Year-to-Date (YTD) Sales: </w:t>
+      </w:r>
+    </w:p>
+    <w:p>
+      <w:pPr>
+        <w:rPr>
+          <w:b/>
+          <w:bCs/>
+        </w:rPr>
+      </w:pPr>
+      <w:r>
+        <w:rPr>
+          <w:noProof/>
+        </w:rPr>
+        <w:drawing>
+          <wp:inline distT="0" distB="0" distL="0" distR="0" wp14:anchorId="2299BF12" wp14:editId="3F952F37">
+            <wp:extent cx="5731510" cy="3223895"/>
+            <wp:effectExtent l="0" t="0" r="2540" b="0"/>
+            <wp:docPr id="1730027617" name="Picture 3"/>
+            <wp:cNvGraphicFramePr>
+              <a:graphicFrameLocks xmlns:a="http://schemas.openxmlformats.org/drawingml/2006/main" noChangeAspect="1"/>
+            </wp:cNvGraphicFramePr>
+            <a:graphic xmlns:a="http://schemas.openxmlformats.org/drawingml/2006/main">
+              <a:graphicData uri="http://schemas.openxmlformats.org/drawingml/2006/picture">
+                <pic:pic xmlns:pic="http://schemas.openxmlformats.org/drawingml/2006/picture">
+                  <pic:nvPicPr>
+                    <pic:cNvPr id="0" name="Picture 8"/>
+                    <pic:cNvPicPr>
+                      <a:picLocks noChangeAspect="1" noChangeArrowheads="1"/>
+                    </pic:cNvPicPr>
+                  </pic:nvPicPr>
+                  <pic:blipFill>
+                    <a:blip r:embed="rId15" cstate="print">
+                      <a:extLst>
+                        <a:ext uri="{28A0092B-C50C-407E-A947-70E740481C1C}">
+                          <a14:useLocalDpi xmlns:a14="http://schemas.microsoft.com/office/drawing/2010/main" val="0"/>
+                        </a:ext>
+                      </a:extLst>
+                    </a:blip>
+                    <a:srcRect/>
+                    <a:stretch>
+                      <a:fillRect/>
+                    </a:stretch>
+                  </pic:blipFill>
+                  <pic:spPr bwMode="auto">
+                    <a:xfrm>
+                      <a:off x="0" y="0"/>
+                      <a:ext cx="5731510" cy="3223895"/>
+                    </a:xfrm>
+                    <a:prstGeom prst="rect">
+                      <a:avLst/>
+                    </a:prstGeom>
+                    <a:noFill/>
+                    <a:ln>
+                      <a:noFill/>
+                    </a:ln>
+                  </pic:spPr>
+                </pic:pic>
+              </a:graphicData>
+            </a:graphic>
+          </wp:inline>
+        </w:drawing>
+      </w:r>
+    </w:p>
+    <w:p>
+      <w:pPr>
+        <w:rPr>
+          <w:b/>
+          <w:bCs/>
+        </w:rPr>
+      </w:pPr>
+      <w:r>
+        <w:rPr>
+          <w:b/>
+          <w:bCs/>
+        </w:rPr>
+        <w:t>YTDSales = TOTALYTD(SUM('AdventureWorks Sales Data 2022'[OrderQuantity]),</w:t>
+      </w:r>
+    </w:p>
+    <w:p>
+      <w:pPr>
+        <w:rPr>
+          <w:b/>
+          <w:bCs/>
+        </w:rPr>
+      </w:pPr>
+      <w:r>
+        <w:rPr>
+          <w:b/>
+          <w:bCs/>
+        </w:rPr>
+        <w:t>    'AdventureWorks Sales Data 2022'[OrderDate])</w:t>
+      </w:r>
+    </w:p>
+    <w:p>
+      <w:pPr>
+        <w:rPr>
+          <w:b/>
+          <w:bCs/>
+        </w:rPr>
+      </w:pPr>
+    </w:p>
+    <w:p>
+      <w:pPr>
+        <w:pStyle w:val="ListParagraph"/>
+        <w:rPr>
+          <w:b/>
+          <w:bCs/>
+        </w:rPr>
+      </w:pPr>
+      <w:r>
+        <w:rPr>
+          <w:b/>
+          <w:bCs/>
+        </w:rPr>
+        <w:lastRenderedPageBreak/>
+        <w:t>3.</w:t>
+      </w:r>
+      <w:r>
+        <w:rPr>
+          <w:b/>
+          <w:bCs/>
+        </w:rPr>
+        <w:t>Calculate Month-over-Month Growth</w:t>
+      </w:r>
+    </w:p>
+    <w:p>
+      <w:pPr>
+        <w:rPr>
+          <w:b/>
+          <w:bCs/>
+        </w:rPr>
+      </w:pPr>
+      <w:r>
+        <w:rPr>
+          <w:noProof/>
+        </w:rPr>
+        <w:drawing>
+          <wp:inline distT="0" distB="0" distL="0" distR="0" wp14:anchorId="7DEF92D5" wp14:editId="342D0E95">
+            <wp:extent cx="5731510" cy="3223895"/>
+            <wp:effectExtent l="0" t="0" r="2540" b="0"/>
+            <wp:docPr id="970215456" name="Picture 4"/>
+            <wp:cNvGraphicFramePr>
+              <a:graphicFrameLocks xmlns:a="http://schemas.openxmlformats.org/drawingml/2006/main" noChangeAspect="1"/>
+            </wp:cNvGraphicFramePr>
+            <a:graphic xmlns:a="http://schemas.openxmlformats.org/drawingml/2006/main">
+              <a:graphicData uri="http://schemas.openxmlformats.org/drawingml/2006/picture">
+                <pic:pic xmlns:pic="http://schemas.openxmlformats.org/drawingml/2006/picture">
+                  <pic:nvPicPr>
+                    <pic:cNvPr id="0" name="Picture 10"/>
+                    <pic:cNvPicPr>
+                      <a:picLocks noChangeAspect="1" noChangeArrowheads="1"/>
+                    </pic:cNvPicPr>
+                  </pic:nvPicPr>
+                  <pic:blipFill>
+                    <a:blip r:embed="rId16" cstate="print">
+                      <a:extLst>
+                        <a:ext uri="{28A0092B-C50C-407E-A947-70E740481C1C}">
+                          <a14:useLocalDpi xmlns:a14="http://schemas.microsoft.com/office/drawing/2010/main" val="0"/>
+                        </a:ext>
+                      </a:extLst>
+                    </a:blip>
+                    <a:srcRect/>
+                    <a:stretch>
+                      <a:fillRect/>
+                    </a:stretch>
+                  </pic:blipFill>
+                  <pic:spPr bwMode="auto">
+                    <a:xfrm>
+                      <a:off x="0" y="0"/>
+                      <a:ext cx="5731510" cy="3223895"/>
+                    </a:xfrm>
+                    <a:prstGeom prst="rect">
+                      <a:avLst/>
+                    </a:prstGeom>
+                    <a:noFill/>
+                    <a:ln>
+                      <a:noFill/>
+                    </a:ln>
+                  </pic:spPr>
+                </pic:pic>
+              </a:graphicData>
+            </a:graphic>
+          </wp:inline>
+        </w:drawing>
+      </w:r>
+    </w:p>
+    <w:p>
+      <w:pPr>
+        <w:rPr>
+          <w:b/>
+          <w:bCs/>
+        </w:rPr>
+      </w:pPr>
+      <w:r>
+        <w:rPr>
+          <w:b/>
+          <w:bCs/>
+        </w:rPr>
+        <w:t xml:space="preserve">MoMGrowth = </w:t>
+      </w:r>
+    </w:p>
+    <w:p>
+      <w:pPr>
+        <w:rPr>
+          <w:b/>
+          <w:bCs/>
+        </w:rPr>
+      </w:pPr>
+      <w:r>
+        <w:rPr>
+          <w:b/>
+          <w:bCs/>
+        </w:rPr>
+        <w:t>DIVIDE(</w:t>
+      </w:r>
+    </w:p>
+    <w:p>
+      <w:pPr>
+        <w:rPr>
+          <w:b/>
+          <w:bCs/>
+        </w:rPr>
+      </w:pPr>
+      <w:r>
+        <w:rPr>
+          <w:b/>
+          <w:bCs/>
+        </w:rPr>
+        <w:t xml:space="preserve">    SUM('AdventureWorks Sales Data 2022'[OrderQuantity]) - </w:t>
+      </w:r>
+    </w:p>
+    <w:p>
+      <w:pPr>
+        <w:rPr>
+          <w:b/>
+          <w:bCs/>
+        </w:rPr>
+      </w:pPr>
+      <w:r>
+        <w:rPr>
+          <w:b/>
+          <w:bCs/>
+        </w:rPr>
+        <w:t>    CALCULATE(SUM('AdventureWorks Sales Data 2022'[OrderQuantity]), PARALLELPERIOD('AdventureWorks Sales Data 2022'[OrderDate], -1, MONTH)),</w:t>
+      </w:r>
+    </w:p>
+    <w:p>
+      <w:pPr>
+        <w:rPr>
+          <w:b/>
+          <w:bCs/>
+        </w:rPr>
+      </w:pPr>
+      <w:r>
+        <w:rPr>
+          <w:b/>
+          <w:bCs/>
+        </w:rPr>
+        <w:t>    CALCULATE(SUM('AdventureWorks Sales Data 2022'[OrderQuantity]), PARALLELPERIOD('AdventureWorks Sales Data 2022'[OrderDate].[Date], -1, MONTH)),</w:t>
+      </w:r>
+    </w:p>
+    <w:p>
+      <w:pPr>
+        <w:rPr>
+          <w:b/>
+          <w:bCs/>
+        </w:rPr>
+      </w:pPr>
+      <w:r>
+        <w:rPr>
+          <w:b/>
+          <w:bCs/>
+        </w:rPr>
+        <w:t>    0</w:t>
+      </w:r>
+    </w:p>
+    <w:p>
+      <w:pPr>
+        <w:rPr>
+          <w:b/>
+          <w:bCs/>
+        </w:rPr>
+      </w:pPr>
+      <w:r>
+        <w:rPr>
+          <w:b/>
+          <w:bCs/>
+        </w:rPr>
+        <w:t>)</w:t>
+      </w:r>
+    </w:p>
+    <w:p>
+      <w:pPr>
+        <w:rPr>
+          <w:b/>
+          <w:bCs/>
+        </w:rPr>
+      </w:pPr>
+    </w:p>
+    <w:p>
+      <w:pPr>
+        <w:rPr>
+          <w:b/>
+          <w:bCs/>
+        </w:rPr>
+      </w:pPr>
+    </w:p>
+    <w:p>
+      <w:pPr>
+        <w:rPr>
+          <w:b/>
+          <w:bCs/>
+        </w:rPr>
+      </w:pPr>
+    </w:p>
+    <w:p>
+      <w:pPr>
+        <w:rPr>
+          <w:b/>
+          <w:bCs/>
+        </w:rPr>
+      </w:pPr>
+    </w:p>
+    <w:p>
+      <w:pPr>
+        <w:rPr>
+          <w:b/>
+          <w:bCs/>
+        </w:rPr>
+      </w:pPr>
+    </w:p>
+    <w:p>
+      <w:pPr>
+        <w:rPr>
+          <w:b/>
+          <w:bCs/>
+        </w:rPr>
+      </w:pPr>
+    </w:p>
+    <w:p>
+      <w:pPr>
+        <w:rPr>
+          <w:b/>
+          <w:bCs/>
+        </w:rPr>
+      </w:pPr>
+    </w:p>
+    <w:p>
+      <w:pPr>
+        <w:rPr>
+          <w:b/>
+          <w:bCs/>
+        </w:rPr>
+      </w:pPr>
+    </w:p>
+    <w:p>
+      <w:pPr>
+        <w:rPr>
+          <w:b/>
+          <w:bCs/>
+        </w:rPr>
+      </w:pPr>
+    </w:p>
+    <w:p>
+      <w:pPr>
+        <w:rPr>
+          <w:b/>
+          <w:bCs/>
+        </w:rPr>
+      </w:pPr>
+    </w:p>
+    <w:p>
+      <w:pPr>
+        <w:rPr>
+          <w:b/>
+          <w:bCs/>
+        </w:rPr>
+      </w:pPr>
+      <w:r>
+        <w:rPr>
+          <w:b/>
+          <w:bCs/>
+        </w:rPr>
+        <w:lastRenderedPageBreak/>
         <w:t xml:space="preserve">Task 4: Data Visualization &amp; Report Creation </w:t>
       </w:r>
     </w:p>
@@ -1322,6 +1613,7 @@
         <w:rPr>
           <w:b/>
           <w:bCs/>
+          <w:noProof/>
         </w:rPr>
         <w:drawing>
           <wp:inline distT="0" distB="0" distL="0" distR="0" wp14:anchorId="1046A623" wp14:editId="49C9F19E">
@@ -1339,7 +1631,7 @@
                     <pic:cNvPicPr/>
                   </pic:nvPicPr>
                   <pic:blipFill>
-                    <a:blip r:embed="rId13"/>
+                    <a:blip r:embed="rId17"/>
                     <a:stretch>
                       <a:fillRect/>
                     </a:stretch>
@@ -1463,6 +1755,14 @@
           <w:bCs/>
         </w:rPr>
       </w:pPr>
+    </w:p>
+    <w:p>
+      <w:pPr>
+        <w:rPr>
+          <w:b/>
+          <w:bCs/>
+        </w:rPr>
+      </w:pPr>
       <w:r>
         <w:rPr>
           <w:b/>
@@ -1528,6 +1828,7 @@
         <w:rPr>
           <w:b/>
           <w:bCs/>
+          <w:noProof/>
         </w:rPr>
         <w:drawing>
           <wp:inline distT="0" distB="0" distL="0" distR="0" wp14:anchorId="190B4ECA" wp14:editId="3CBD1D5C">
@@ -1545,7 +1846,7 @@
                     <pic:cNvPicPr/>
                   </pic:nvPicPr>
                   <pic:blipFill>
-                    <a:blip r:embed="rId14"/>
+                    <a:blip r:embed="rId18"/>
                     <a:stretch>
                       <a:fillRect/>
                     </a:stretch>
@@ -1574,6 +1875,103 @@
     </w:sectPr>
   </w:body>
 </w:document>
+</file>
+
+<file path=word/numbering.xml><?xml version="1.0" encoding="utf-8"?>
+<w:numbering xmlns:wpc="http://schemas.microsoft.com/office/word/2010/wordprocessingCanvas" xmlns:cx="http://schemas.microsoft.com/office/drawing/2014/chartex" xmlns:cx1="http://schemas.microsoft.com/office/drawing/2015/9/8/chartex" xmlns:cx2="http://schemas.microsoft.com/office/drawing/2015/10/21/chartex" xmlns:cx3="http://schemas.microsoft.com/office/drawing/2016/5/9/chartex" xmlns:cx4="http://schemas.microsoft.com/office/drawing/2016/5/10/chartex" xmlns:cx5="http://schemas.microsoft.com/office/drawing/2016/5/11/chartex" xmlns:cx6="http://schemas.microsoft.com/office/drawing/2016/5/12/chartex" xmlns:cx7="http://schemas.microsoft.com/office/drawing/2016/5/13/chartex" xmlns:cx8="http://schemas.microsoft.com/office/drawing/2016/5/14/chartex" xmlns:mc="http://schemas.openxmlformats.org/markup-compatibility/2006" xmlns:aink="http://schemas.microsoft.com/office/drawing/2016/ink" xmlns:am3d="http://schemas.microsoft.com/office/drawing/2017/model3d" xmlns:o="urn:schemas-microsoft-com:office:office" xmlns:oel="http://schemas.microsoft.com/office/2019/extlst" xmlns:r="http://schemas.openxmlformats.org/officeDocument/2006/relationships" xmlns:m="http://schemas.openxmlformats.org/officeDocument/2006/math" xmlns:v="urn:schemas-microsoft-com:vml" xmlns:wp14="http://schemas.microsoft.com/office/word/2010/wordprocessingDrawing" xmlns:wp="http://schemas.openxmlformats.org/drawingml/2006/wordprocessingDrawing" xmlns:w10="urn:schemas-microsoft-com:office:word" xmlns:w="http://schemas.openxmlformats.org/wordprocessingml/2006/main" xmlns:w14="http://schemas.microsoft.com/office/word/2010/wordml" xmlns:w15="http://schemas.microsoft.com/office/word/2012/wordml" xmlns:w16cex="http://schemas.microsoft.com/office/word/2018/wordml/cex" xmlns:w16cid="http://schemas.microsoft.com/office/word/2016/wordml/cid" xmlns:w16="http://schemas.microsoft.com/office/word/2018/wordml" xmlns:w16du="http://schemas.microsoft.com/office/word/2023/wordml/word16du" xmlns:w16sdtdh="http://schemas.microsoft.com/office/word/2020/wordml/sdtdatahash" xmlns:w16sdtfl="http://schemas.microsoft.com/office/word/2024/wordml/sdtformatlock" xmlns:w16se="http://schemas.microsoft.com/office/word/2015/wordml/symex" xmlns:wpg="http://schemas.microsoft.com/office/word/2010/wordprocessingGroup" xmlns:wpi="http://schemas.microsoft.com/office/word/2010/wordprocessingInk" xmlns:wne="http://schemas.microsoft.com/office/word/2006/wordml" xmlns:wps="http://schemas.microsoft.com/office/word/2010/wordprocessingShape" mc:Ignorable="w14 w15 w16se w16cid w16 w16cex w16sdtdh w16sdtfl w16du wp14">
+  <w:abstractNum w:abstractNumId="0" w15:restartNumberingAfterBreak="0">
+    <w:nsid w:val="186A6048"/>
+    <w:multiLevelType w:val="hybridMultilevel"/>
+    <w:tmpl w:val="1A268DE0"/>
+    <w:lvl w:ilvl="0" w:tplc="4009000F">
+      <w:start w:val="1"/>
+      <w:numFmt w:val="decimal"/>
+      <w:lvlText w:val="%1."/>
+      <w:lvlJc w:val="left"/>
+      <w:pPr>
+        <w:ind w:left="720" w:hanging="360"/>
+      </w:pPr>
+      <w:rPr>
+        <w:rFonts w:hint="default"/>
+      </w:rPr>
+    </w:lvl>
+    <w:lvl w:ilvl="1" w:tplc="40090019" w:tentative="1">
+      <w:start w:val="1"/>
+      <w:numFmt w:val="lowerLetter"/>
+      <w:lvlText w:val="%2."/>
+      <w:lvlJc w:val="left"/>
+      <w:pPr>
+        <w:ind w:left="1440" w:hanging="360"/>
+      </w:pPr>
+    </w:lvl>
+    <w:lvl w:ilvl="2" w:tplc="4009001B" w:tentative="1">
+      <w:start w:val="1"/>
+      <w:numFmt w:val="lowerRoman"/>
+      <w:lvlText w:val="%3."/>
+      <w:lvlJc w:val="right"/>
+      <w:pPr>
+        <w:ind w:left="2160" w:hanging="180"/>
+      </w:pPr>
+    </w:lvl>
+    <w:lvl w:ilvl="3" w:tplc="4009000F" w:tentative="1">
+      <w:start w:val="1"/>
+      <w:numFmt w:val="decimal"/>
+      <w:lvlText w:val="%4."/>
+      <w:lvlJc w:val="left"/>
+      <w:pPr>
+        <w:ind w:left="2880" w:hanging="360"/>
+      </w:pPr>
+    </w:lvl>
+    <w:lvl w:ilvl="4" w:tplc="40090019" w:tentative="1">
+      <w:start w:val="1"/>
+      <w:numFmt w:val="lowerLetter"/>
+      <w:lvlText w:val="%5."/>
+      <w:lvlJc w:val="left"/>
+      <w:pPr>
+        <w:ind w:left="3600" w:hanging="360"/>
+      </w:pPr>
+    </w:lvl>
+    <w:lvl w:ilvl="5" w:tplc="4009001B" w:tentative="1">
+      <w:start w:val="1"/>
+      <w:numFmt w:val="lowerRoman"/>
+      <w:lvlText w:val="%6."/>
+      <w:lvlJc w:val="right"/>
+      <w:pPr>
+        <w:ind w:left="4320" w:hanging="180"/>
+      </w:pPr>
+    </w:lvl>
+    <w:lvl w:ilvl="6" w:tplc="4009000F" w:tentative="1">
+      <w:start w:val="1"/>
+      <w:numFmt w:val="decimal"/>
+      <w:lvlText w:val="%7."/>
+      <w:lvlJc w:val="left"/>
+      <w:pPr>
+        <w:ind w:left="5040" w:hanging="360"/>
+      </w:pPr>
+    </w:lvl>
+    <w:lvl w:ilvl="7" w:tplc="40090019" w:tentative="1">
+      <w:start w:val="1"/>
+      <w:numFmt w:val="lowerLetter"/>
+      <w:lvlText w:val="%8."/>
+      <w:lvlJc w:val="left"/>
+      <w:pPr>
+        <w:ind w:left="5760" w:hanging="360"/>
+      </w:pPr>
+    </w:lvl>
+    <w:lvl w:ilvl="8" w:tplc="4009001B" w:tentative="1">
+      <w:start w:val="1"/>
+      <w:numFmt w:val="lowerRoman"/>
+      <w:lvlText w:val="%9."/>
+      <w:lvlJc w:val="right"/>
+      <w:pPr>
+        <w:ind w:left="6480" w:hanging="180"/>
+      </w:pPr>
+    </w:lvl>
+  </w:abstractNum>
+  <w:num w:numId="1" w16cid:durableId="841313817">
+    <w:abstractNumId w:val="0"/>
+  </w:num>
+</w:numbering>
 </file>
 
 <file path=word/styles.xml><?xml version="1.0" encoding="utf-8"?>
@@ -2179,6 +2577,7 @@
   <w:style w:type="character" w:default="1" w:styleId="DefaultParagraphFont">
     <w:name w:val="Default Paragraph Font"/>
     <w:uiPriority w:val="1"/>
+    <w:semiHidden/>
     <w:unhideWhenUsed/>
   </w:style>
   <w:style w:type="table" w:default="1" w:styleId="TableNormal">
